--- a/deliverables/VIDEO_6_Before_You_Take_An_Internal_Role_FINAL/Video_6_Shorts/V6_Short_02_Three_Questions.docx
+++ b/deliverables/VIDEO_6_Before_You_Take_An_Internal_Role_FINAL/Video_6_Shorts/V6_Short_02_Three_Questions.docx
@@ -51,6 +51,25 @@
           <w:bottom w:val="single" w:sz="6" w:color="8A6D1E"/>
         </w:pBdr>
       </w:pPr>
+    </w:p>
+    <w:p>
+      <w:pPr>
+        <w:spacing w:after="80"/>
+      </w:pPr>
+      <w:r>
+        <w:rPr>
+          <w:b/>
+          <w:color w:val="8A6D1E"/>
+          <w:sz w:val="20"/>
+        </w:rPr>
+        <w:t xml:space="preserve">Status in this synchronization  </w:t>
+      </w:r>
+      <w:r>
+        <w:rPr>
+          <w:sz w:val="21"/>
+        </w:rPr>
+        <w:t>COPY UPDATE</w:t>
+      </w:r>
     </w:p>
     <w:p>
       <w:pPr>
@@ -155,7 +174,7 @@
           <w:color w:val="112345"/>
           <w:sz w:val="24"/>
         </w:rPr>
-        <w:t>Before you take an internal role, ask three questions.</w:t>
+        <w:t>Before you take an internal role, test three things.</w:t>
       </w:r>
     </w:p>
     <w:p>
@@ -184,7 +203,7 @@
           <w:i w:val="0"/>
           <w:sz w:val="24"/>
         </w:rPr>
-        <w:t>Before you take an internal role, ask three questions.</w:t>
+        <w:t>Before you take an internal role, test three things.</w:t>
       </w:r>
     </w:p>
     <w:p>
@@ -210,7 +229,7 @@
           <w:i w:val="0"/>
           <w:sz w:val="24"/>
         </w:rPr>
-        <w:t>A new title with the same problems, the same decisions, and nothing new you can prove may be movement without much growth.</w:t>
+        <w:t>Will the work change means: what is actually different on an ordinary Monday? New problems, new systems, new stakeholders, a new part of the business you can see.</w:t>
       </w:r>
     </w:p>
     <w:p>
@@ -223,7 +242,7 @@
           <w:i w:val="0"/>
           <w:sz w:val="24"/>
         </w:rPr>
-        <w:t>A lateral move into new problems, new decisions and clearer evidence can be much bigger than it looks.</w:t>
+        <w:t>Will my judgment expand means: what will I be trusted to notice, weigh, recommend, or own?</w:t>
       </w:r>
     </w:p>
     <w:p>
@@ -236,7 +255,7 @@
           <w:i w:val="0"/>
           <w:sz w:val="24"/>
         </w:rPr>
-        <w:t>Three clear yeses gives you a strong growth case. Two tells you what to investigate or negotiate. Zero or one does not automatically make the move wrong, but it may mean you are choosing it for something other than growth.</w:t>
+        <w:t>Will the evidence travel means: could I explain what changed without relying on internal acronyms, relationships, or reputation?</w:t>
       </w:r>
     </w:p>
     <w:p>
@@ -249,7 +268,20 @@
           <w:i w:val="0"/>
           <w:sz w:val="24"/>
         </w:rPr>
-        <w:t>Test the work, not the label.</w:t>
+        <w:t>Three clear yeses and the developmental case is strong. Two tells you which dimension to investigate or negotiate.</w:t>
+      </w:r>
+    </w:p>
+    <w:p>
+      <w:pPr>
+        <w:spacing w:before="0" w:after="180"/>
+      </w:pPr>
+      <w:r>
+        <w:rPr>
+          <w:b w:val="0"/>
+          <w:i w:val="0"/>
+          <w:sz w:val="24"/>
+        </w:rPr>
+        <w:t>Zero or one may be movement without much growth. That can still be the right choice. Just be accurate about what the work is giving you.</w:t>
       </w:r>
     </w:p>
     <w:p>
@@ -360,6 +392,20 @@
     </w:p>
     <w:p>
       <w:pPr>
+        <w:spacing w:before="0" w:after="80"/>
+      </w:pPr>
+      <w:r>
+        <w:rPr>
+          <w:b w:val="0"/>
+          <w:i w:val="0"/>
+          <w:color w:val="5A6B82"/>
+          <w:sz w:val="20"/>
+        </w:rPr>
+        <w:t>Corrected for the September 9 lock. Wording aligned to the script's "test three things" and "the developmental case is strong," and the zero-or-one reading keeps the script's MAY BE.</w:t>
+      </w:r>
+    </w:p>
+    <w:p>
+      <w:pPr>
         <w:spacing w:before="0" w:after="160"/>
       </w:pPr>
       <w:r>
@@ -369,7 +415,7 @@
           <w:color w:val="5A6B82"/>
           <w:sz w:val="20"/>
         </w:rPr>
-        <w:t>Carried from the v1.0 package and updated: the three questions now use the v2.0 wording, and the closing line matches the new master.</w:t>
+        <w:t>Why this status: Two corrections. The hook said "ask three questions" where the script says "test three things," and the reading line said "a strong growth case" where the script now says the developmental case is strong. The three questions themselves are unchanged.</w:t>
       </w:r>
     </w:p>
     <w:p>
